--- a/course_development/active_inference_family/03_patterns_in_play/01_systems/output/lab-protocols/01_systems-lab.docx
+++ b/course_development/active_inference_family/03_patterns_in_play/01_systems/output/lab-protocols/01_systems-lab.docx
@@ -4,32 +4,86 @@
   <w:body>
     <w:p>
       <w:r>
-        <w:t>Lab: Exploring Systems</w:t>
+        <w:t>Lab: Invent a Sport</w:t>
       </w:r>
     </w:p>
     <w:p>
       <w:r>
-        <w:t>Objective</w:t>
+        <w:t>Goal</w:t>
       </w:r>
     </w:p>
     <w:p>
       <w:r>
-        <w:t>Design and simulate a simple agent that demonstrates the principles of Systems .</w:t>
+        <w:t>To design a System by creating Rules and Boundaries.</w:t>
       </w:r>
     </w:p>
     <w:p>
       <w:r>
-        <w:t>Prerequisites</w:t>
+        <w:t>What You Need</w:t>
       </w:r>
     </w:p>
     <w:p>
       <w:r>
-        <w:t>Basic understanding of Python or a relevant simulation tool.  Familiarity with the formal definition of Systems.   Steps</w:t>
+        <w:t>A ball (or sock ball).  A bucket or basket.  Something to mark lines (Tape, Shoes, Rope).   Steps</w:t>
       </w:r>
     </w:p>
     <w:p>
       <w:r>
-        <w:t>Define the Environment : Create a simple grid world or state space relevant to Family.  Define the Agent : Specify the agent's generative model, focusing on Systems.  Simulation : Run the agent for 100 timesteps.  Perturbation : Introduce a specific challenge to Systems (e.g., increased noise, occlusion).  Analysis : Plot the Free Energy over time. Does the agent successfully adapt?   Discussion Requirements</w:t>
+        <w:t>1. The Goal</w:t>
+      </w:r>
+    </w:p>
+    <w:p>
+      <w:r>
+        <w:t>"Get the ball in the bucket."</w:t>
+      </w:r>
+    </w:p>
+    <w:p>
+      <w:r>
+        <w:t>2. The Constraints (Rules)</w:t>
+      </w:r>
+    </w:p>
+    <w:p>
+      <w:r>
+        <w:t>Add 3 rules to make it hard/fun.</w:t>
+      </w:r>
+    </w:p>
+    <w:p>
+      <w:r>
+        <w:t>Rule 1: You must stand behind the shoe line.  Rule 2: You must throw UNDER leg.  Rule 3: If you miss, you do 3 jumping jacks.   3. The Play Test</w:t>
+      </w:r>
+    </w:p>
+    <w:p>
+      <w:r>
+        <w:t>Try to play!</w:t>
+        <w:br/>
+        <w:t>Is it too easy? (Move the line back).</w:t>
+        <w:br/>
+        <w:t>Is it too hard? (Make the bucket bigger).</w:t>
+      </w:r>
+    </w:p>
+    <w:p>
+      <w:r>
+        <w:t>4. The Name</w:t>
+      </w:r>
+    </w:p>
+    <w:p>
+      <w:r>
+        <w:t>Name your sport. (e.g., "Sock-ket-ball").</w:t>
+      </w:r>
+    </w:p>
+    <w:p>
+      <w:r>
+        <w:t>Discussion</w:t>
+      </w:r>
+    </w:p>
+    <w:p>
+      <w:r>
+        <w:t>Did the rules create the fun?  How did you decide what was fair?  You are a System Designer!   What We Learned</w:t>
+      </w:r>
+    </w:p>
+    <w:p>
+      <w:r>
+        <w:t>Games are just systems we invent to challenge our brains and bodies.</w:t>
       </w:r>
     </w:p>
     <w:sectPr>
